--- a/DOCX/TaiLieuThietKe/14_Thiet_ke_SLA_phan_hoi_va_xu_ly.docx
+++ b/DOCX/TaiLieuThietKe/14_Thiet_ke_SLA_phan_hoi_va_xu_ly.docx
@@ -26,7 +26,7 @@
         <w:jc w:val="both"/>
       </w:pPr>
       <w:r>
-        <w:t>SLA được thiết kế nhằm kiểm soát hai mốc thời gian độc lập của mỗi ticket:</w:t>
+        <w:t>SLA được thiết kế nhằm kiểm soát hai mốc thời gian độc lập của mỗi ticket</w:t>
       </w:r>
       <w:r>
         <w:t>:</w:t>
@@ -43,7 +43,7 @@
         <w:jc w:val="both"/>
       </w:pPr>
       <w:r>
-        <w:t>Response SLA: thời hạn phải có phản hồi đầu tiên.</w:t>
+        <w:t>Response SLA: thời hạn phải có phản hồi đầu tiên</w:t>
       </w:r>
     </w:p>
     <w:p>
@@ -57,7 +57,7 @@
         <w:jc w:val="both"/>
       </w:pPr>
       <w:r>
-        <w:t>Resolution SLA: thời hạn phải hoàn tất xử lý ticket.</w:t>
+        <w:t>Resolution SLA: thời hạn phải hoàn tất xử lý ticket</w:t>
       </w:r>
     </w:p>
     <w:p>
@@ -161,7 +161,7 @@
         <w:jc w:val="both"/>
       </w:pPr>
       <w:r>
-        <w:t>Thông báo tự động.</w:t>
+        <w:t>Thông báo tự động</w:t>
       </w:r>
     </w:p>
     <w:p>
@@ -175,7 +175,7 @@
         <w:jc w:val="both"/>
       </w:pPr>
       <w:r>
-        <w:t>Thông báo phân công.</w:t>
+        <w:t>Thông báo phân công</w:t>
       </w:r>
     </w:p>
     <w:p>
@@ -189,7 +189,7 @@
         <w:jc w:val="both"/>
       </w:pPr>
       <w:r>
-        <w:t>Audit log.</w:t>
+        <w:t>Audit log</w:t>
       </w:r>
     </w:p>
     <w:p>
@@ -203,7 +203,7 @@
         <w:jc w:val="both"/>
       </w:pPr>
       <w:r>
-        <w:t>Ghi chú nội bộ.</w:t>
+        <w:t>Ghi chú nội bộ</w:t>
       </w:r>
     </w:p>
     <w:p>
@@ -4020,6 +4020,15 @@
     </w:p>
     <w:p>
       <w:pPr>
+        <w:spacing w:after="0" w:line="360" w:lineRule="auto"/>
+        <w:jc w:val="both"/>
+      </w:pPr>
+      <w:r>
+        <w:t>Server:</w:t>
+      </w:r>
+    </w:p>
+    <w:p>
+      <w:pPr>
         <w:pStyle w:val="ListParagraph"/>
         <w:numPr>
           <w:ilvl w:val="0"/>
@@ -4029,7 +4038,7 @@
         <w:jc w:val="both"/>
       </w:pPr>
       <w:r>
-        <w:t>Server:</w:t>
+        <w:t>Ghi nhận vi phạm</w:t>
       </w:r>
     </w:p>
     <w:p>
@@ -4043,7 +4052,26 @@
         <w:jc w:val="both"/>
       </w:pPr>
       <w:r>
-        <w:t>Ghi nhận vi phạm.</w:t>
+        <w:lastRenderedPageBreak/>
+        <w:t xml:space="preserve">Thông báo </w:t>
+      </w:r>
+      <w:r>
+        <w:rPr>
+          <w:lang w:val="vi-VN"/>
+        </w:rPr>
+        <w:t>“</w:t>
+      </w:r>
+      <w:r>
+        <w:t xml:space="preserve">Người xử </w:t>
+      </w:r>
+      <w:r>
+        <w:t>lý</w:t>
+      </w:r>
+      <w:r>
+        <w:rPr>
+          <w:lang w:val="vi-VN"/>
+        </w:rPr>
+        <w:t>”</w:t>
       </w:r>
     </w:p>
     <w:p>
@@ -4057,7 +4085,6 @@
         <w:jc w:val="both"/>
       </w:pPr>
       <w:r>
-        <w:lastRenderedPageBreak/>
         <w:t xml:space="preserve">Thông báo </w:t>
       </w:r>
       <w:r>
@@ -4067,19 +4094,16 @@
         <w:t>“</w:t>
       </w:r>
       <w:r>
-        <w:t xml:space="preserve">Người xử </w:t>
-      </w:r>
-      <w:r>
-        <w:t>lý</w:t>
+        <w:t xml:space="preserve">Quản trị </w:t>
+      </w:r>
+      <w:r>
+        <w:t>viên</w:t>
       </w:r>
       <w:r>
         <w:rPr>
           <w:lang w:val="vi-VN"/>
         </w:rPr>
         <w:t>”</w:t>
-      </w:r>
-      <w:r>
-        <w:t>.</w:t>
       </w:r>
     </w:p>
     <w:p>
@@ -4093,16 +4117,7 @@
         <w:jc w:val="both"/>
       </w:pPr>
       <w:r>
-        <w:t xml:space="preserve">Thông báo </w:t>
-      </w:r>
-      <w:r>
-        <w:rPr>
-          <w:lang w:val="vi-VN"/>
-        </w:rPr>
-        <w:t>“</w:t>
-      </w:r>
-      <w:r>
-        <w:t>Quản trị viên.</w:t>
+        <w:t>Kích hoạt escalation</w:t>
       </w:r>
     </w:p>
     <w:p>
@@ -4116,21 +4131,7 @@
         <w:jc w:val="both"/>
       </w:pPr>
       <w:r>
-        <w:t>Kích hoạt escalation.</w:t>
-      </w:r>
-    </w:p>
-    <w:p>
-      <w:pPr>
-        <w:pStyle w:val="ListParagraph"/>
-        <w:numPr>
-          <w:ilvl w:val="0"/>
-          <w:numId w:val="22"/>
-        </w:numPr>
-        <w:spacing w:after="0" w:line="360" w:lineRule="auto"/>
-        <w:jc w:val="both"/>
-      </w:pPr>
-      <w:r>
-        <w:t>Ghi Audit Log khi cần.</w:t>
+        <w:t>Ghi Audit Log khi cần</w:t>
       </w:r>
     </w:p>
     <w:p>
@@ -4198,7 +4199,7 @@
         <w:jc w:val="both"/>
       </w:pPr>
       <w:r>
-        <w:t>Response SLA không tính lại, vì ticket đã từng được tiếp nhận và phản hồi.</w:t>
+        <w:t>Response SLA không tính lại, vì ticket đã từng được tiếp nhận và phản hồi</w:t>
       </w:r>
     </w:p>
     <w:p>
@@ -4212,7 +4213,7 @@
         <w:jc w:val="both"/>
       </w:pPr>
       <w:r>
-        <w:t>Resolution SLA tạo một chu kỳ mới.</w:t>
+        <w:t>Resolution SLA tạo một chu kỳ mới</w:t>
       </w:r>
     </w:p>
     <w:p>
@@ -4581,7 +4582,7 @@
         <w:jc w:val="both"/>
       </w:pPr>
       <w:r>
-        <w:t xml:space="preserve">Kiểm tra quyền. </w:t>
+        <w:t>Kiểm tra quyền</w:t>
       </w:r>
     </w:p>
     <w:p>
@@ -4595,7 +4596,7 @@
         <w:jc w:val="both"/>
       </w:pPr>
       <w:r>
-        <w:t xml:space="preserve">Yêu cầu lý do. </w:t>
+        <w:t>Yêu cầu lý do</w:t>
       </w:r>
     </w:p>
     <w:p>
@@ -4609,7 +4610,7 @@
         <w:jc w:val="both"/>
       </w:pPr>
       <w:r>
-        <w:t xml:space="preserve">Lưu Priority cũ. </w:t>
+        <w:t>Lưu Priority cũ</w:t>
       </w:r>
     </w:p>
     <w:p>
@@ -4623,7 +4624,7 @@
         <w:jc w:val="both"/>
       </w:pPr>
       <w:r>
-        <w:t xml:space="preserve">Lưu Priority mới. </w:t>
+        <w:t>Lưu Priority mới</w:t>
       </w:r>
     </w:p>
     <w:p>
@@ -4637,7 +4638,7 @@
         <w:jc w:val="both"/>
       </w:pPr>
       <w:r>
-        <w:t xml:space="preserve">Lấy SLA duration tương ứng Priority mới. </w:t>
+        <w:t>Lấy SLA duration tương ứng Priority mới</w:t>
       </w:r>
     </w:p>
     <w:p>
@@ -4651,7 +4652,7 @@
         <w:jc w:val="both"/>
       </w:pPr>
       <w:r>
-        <w:t xml:space="preserve">Tính lại deadline theo Business Rules. </w:t>
+        <w:t>Tính lại deadline theo Business Rules</w:t>
       </w:r>
     </w:p>
     <w:p>
@@ -4665,7 +4666,7 @@
         <w:jc w:val="both"/>
       </w:pPr>
       <w:r>
-        <w:t xml:space="preserve">Lưu deadline cũ. </w:t>
+        <w:t>Lưu deadline cũ</w:t>
       </w:r>
     </w:p>
     <w:p>
@@ -4679,7 +4680,7 @@
         <w:jc w:val="both"/>
       </w:pPr>
       <w:r>
-        <w:t xml:space="preserve">Lưu deadline mới. </w:t>
+        <w:t>Lưu deadline mới</w:t>
       </w:r>
     </w:p>
     <w:p>
@@ -4693,7 +4694,7 @@
         <w:jc w:val="both"/>
       </w:pPr>
       <w:r>
-        <w:t xml:space="preserve">Ghi Audit Log. </w:t>
+        <w:t>Ghi Audit Log</w:t>
       </w:r>
     </w:p>
     <w:p>
@@ -10563,6 +10564,7 @@
   <w:style w:type="character" w:default="1" w:styleId="DefaultParagraphFont">
     <w:name w:val="Default Paragraph Font"/>
     <w:uiPriority w:val="1"/>
+    <w:semiHidden/>
     <w:unhideWhenUsed/>
   </w:style>
   <w:style w:type="table" w:default="1" w:styleId="TableNormal">
